--- a/zynara/docs/design/Care-Approval-IQ-TDD-V2.docx
+++ b/zynara/docs/design/Care-Approval-IQ-TDD-V2.docx
@@ -323,7 +323,26 @@
           <w:b w:val="0"/>
           <w:i w:val="0"/>
         </w:rPr>
-        <w:t>a deterministic Gate (never an agent) routes to AutoSubmit / Strengthen / HumanReview / Abstain, each with its working; every outbound action is human-approved; the Submission Adapter is the only path to a payer.</w:t>
+        <w:t>a deterministic Gate (never an agent) routes to AutoSubmit / Strengthen / HumanReview / Abstain, each with its working. The route sets the reviewer's headline and default action; it never decides whether a person is asked. No payer submission happens without an explicit human /respond, and the Submission Adapter is the only path to a payer.</w:t>
+      </w:r>
+    </w:p>
+    <w:p>
+      <w:pPr>
+        <w:spacing w:after="100"/>
+      </w:pPr>
+      <w:r>
+        <w:rPr>
+          <w:b/>
+          <w:i w:val="0"/>
+        </w:rPr>
+        <w:t xml:space="preserve">Why an agent AND an executor per step. </w:t>
+      </w:r>
+      <w:r>
+        <w:rPr>
+          <w:b w:val="0"/>
+          <w:i w:val="0"/>
+        </w:rPr>
+        <w:t>The agent does the unstructured reasoning and returns a typed recommendation; the deterministic executor then validates it (catching a criterion id or precedent that isn't on record), normalises it, and commits it to the workflow contract the Gate consumes. The agent proposes in prose; code decides what is true.</w:t>
       </w:r>
     </w:p>
     <w:p>
@@ -384,6 +403,563 @@
             </a:graphic>
           </wp:inline>
         </w:drawing>
+      </w:r>
+    </w:p>
+    <w:p>
+      <w:pPr>
+        <w:spacing w:after="80"/>
+      </w:pPr>
+      <w:r>
+        <w:rPr>
+          <w:b/>
+          <w:i w:val="0"/>
+        </w:rPr>
+        <w:t xml:space="preserve">The evaluation, in numbers. </w:t>
+      </w:r>
+      <w:r>
+        <w:rPr>
+          <w:b w:val="0"/>
+          <w:i w:val="0"/>
+        </w:rPr>
+        <w:t>Zynara.Eval replays 20 labelled synthetic cases (ground truth per criterion, expected route, expected citations) through the pipeline with deterministic reasoning stubs, so CI is repeatable. It reports route agreement and safety-shaped metrics — not a headline accuracy figure, which 20 cases could not support. The gate tests fail the build on any regression. Current run:</w:t>
+      </w:r>
+    </w:p>
+    <w:tbl>
+      <w:tblPr>
+        <w:tblStyle w:val="TableGrid"/>
+        <w:tblW w:type="auto" w:w="0"/>
+        <w:jc w:val="center"/>
+        <w:tblLook w:firstColumn="1" w:firstRow="1" w:lastColumn="0" w:lastRow="0" w:noHBand="0" w:noVBand="1" w:val="04A0"/>
+      </w:tblPr>
+      <w:tblGrid>
+        <w:gridCol w:w="3312"/>
+        <w:gridCol w:w="3312"/>
+        <w:gridCol w:w="3312"/>
+      </w:tblGrid>
+      <w:tr>
+        <w:tc>
+          <w:tcPr>
+            <w:tcW w:type="dxa" w:w="4896"/>
+            <w:shd w:val="clear" w:fill="E3EBFC"/>
+          </w:tcPr>
+          <w:p>
+            <w:r/>
+            <w:r>
+              <w:rPr>
+                <w:b/>
+                <w:color w:val="122A32"/>
+                <w:sz w:val="17"/>
+              </w:rPr>
+              <w:t>Metric</w:t>
+            </w:r>
+          </w:p>
+        </w:tc>
+        <w:tc>
+          <w:tcPr>
+            <w:tcW w:type="dxa" w:w="2304"/>
+            <w:shd w:val="clear" w:fill="E3EBFC"/>
+          </w:tcPr>
+          <w:p>
+            <w:r/>
+            <w:r>
+              <w:rPr>
+                <w:b/>
+                <w:color w:val="122A32"/>
+                <w:sz w:val="17"/>
+              </w:rPr>
+              <w:t>Result</w:t>
+            </w:r>
+          </w:p>
+        </w:tc>
+        <w:tc>
+          <w:tcPr>
+            <w:tcW w:type="dxa" w:w="2448"/>
+            <w:shd w:val="clear" w:fill="E3EBFC"/>
+          </w:tcPr>
+          <w:p>
+            <w:r/>
+            <w:r>
+              <w:rPr>
+                <w:b/>
+                <w:color w:val="122A32"/>
+                <w:sz w:val="17"/>
+              </w:rPr>
+              <w:t>CI gate</w:t>
+            </w:r>
+          </w:p>
+        </w:tc>
+      </w:tr>
+      <w:tr>
+        <w:tc>
+          <w:tcPr>
+            <w:tcW w:type="dxa" w:w="4896"/>
+          </w:tcPr>
+          <w:p>
+            <w:pPr>
+              <w:spacing w:after="40"/>
+            </w:pPr>
+            <w:r/>
+            <w:r>
+              <w:rPr>
+                <w:b w:val="0"/>
+                <w:sz w:val="17"/>
+              </w:rPr>
+              <w:t>Evidence extraction — precision / recall</w:t>
+            </w:r>
+          </w:p>
+        </w:tc>
+        <w:tc>
+          <w:tcPr>
+            <w:tcW w:type="dxa" w:w="2304"/>
+          </w:tcPr>
+          <w:p>
+            <w:pPr>
+              <w:spacing w:after="40"/>
+            </w:pPr>
+            <w:r/>
+            <w:r>
+              <w:rPr>
+                <w:b w:val="0"/>
+                <w:sz w:val="17"/>
+              </w:rPr>
+              <w:t>100% / 100%</w:t>
+            </w:r>
+          </w:p>
+        </w:tc>
+        <w:tc>
+          <w:tcPr>
+            <w:tcW w:type="dxa" w:w="2448"/>
+          </w:tcPr>
+          <w:p>
+            <w:pPr>
+              <w:spacing w:after="40"/>
+            </w:pPr>
+            <w:r/>
+            <w:r>
+              <w:rPr>
+                <w:b w:val="0"/>
+                <w:sz w:val="17"/>
+              </w:rPr>
+              <w:t>—</w:t>
+            </w:r>
+          </w:p>
+        </w:tc>
+      </w:tr>
+      <w:tr>
+        <w:tc>
+          <w:tcPr>
+            <w:tcW w:type="dxa" w:w="4896"/>
+          </w:tcPr>
+          <w:p>
+            <w:pPr>
+              <w:spacing w:after="40"/>
+            </w:pPr>
+            <w:r/>
+            <w:r>
+              <w:rPr>
+                <w:b w:val="0"/>
+                <w:sz w:val="17"/>
+              </w:rPr>
+              <w:t>Mandatory-criterion false-negatives</w:t>
+            </w:r>
+          </w:p>
+        </w:tc>
+        <w:tc>
+          <w:tcPr>
+            <w:tcW w:type="dxa" w:w="2304"/>
+          </w:tcPr>
+          <w:p>
+            <w:pPr>
+              <w:spacing w:after="40"/>
+            </w:pPr>
+            <w:r/>
+            <w:r>
+              <w:rPr>
+                <w:b w:val="0"/>
+                <w:sz w:val="17"/>
+              </w:rPr>
+              <w:t>0 / 3</w:t>
+            </w:r>
+          </w:p>
+        </w:tc>
+        <w:tc>
+          <w:tcPr>
+            <w:tcW w:type="dxa" w:w="2448"/>
+          </w:tcPr>
+          <w:p>
+            <w:pPr>
+              <w:spacing w:after="40"/>
+            </w:pPr>
+            <w:r/>
+            <w:r>
+              <w:rPr>
+                <w:b w:val="0"/>
+                <w:sz w:val="17"/>
+              </w:rPr>
+              <w:t>must be 0</w:t>
+            </w:r>
+          </w:p>
+        </w:tc>
+      </w:tr>
+      <w:tr>
+        <w:tc>
+          <w:tcPr>
+            <w:tcW w:type="dxa" w:w="4896"/>
+          </w:tcPr>
+          <w:p>
+            <w:pPr>
+              <w:spacing w:after="40"/>
+            </w:pPr>
+            <w:r/>
+            <w:r>
+              <w:rPr>
+                <w:b w:val="0"/>
+                <w:sz w:val="17"/>
+              </w:rPr>
+              <w:t>Policy-citation accuracy</w:t>
+            </w:r>
+          </w:p>
+        </w:tc>
+        <w:tc>
+          <w:tcPr>
+            <w:tcW w:type="dxa" w:w="2304"/>
+          </w:tcPr>
+          <w:p>
+            <w:pPr>
+              <w:spacing w:after="40"/>
+            </w:pPr>
+            <w:r/>
+            <w:r>
+              <w:rPr>
+                <w:b w:val="0"/>
+                <w:sz w:val="17"/>
+              </w:rPr>
+              <w:t>100%</w:t>
+            </w:r>
+          </w:p>
+        </w:tc>
+        <w:tc>
+          <w:tcPr>
+            <w:tcW w:type="dxa" w:w="2448"/>
+          </w:tcPr>
+          <w:p>
+            <w:pPr>
+              <w:spacing w:after="40"/>
+            </w:pPr>
+            <w:r/>
+            <w:r>
+              <w:rPr>
+                <w:b w:val="0"/>
+                <w:sz w:val="17"/>
+              </w:rPr>
+              <w:t>≥ 95%</w:t>
+            </w:r>
+          </w:p>
+        </w:tc>
+      </w:tr>
+      <w:tr>
+        <w:tc>
+          <w:tcPr>
+            <w:tcW w:type="dxa" w:w="4896"/>
+          </w:tcPr>
+          <w:p>
+            <w:pPr>
+              <w:spacing w:after="40"/>
+            </w:pPr>
+            <w:r/>
+            <w:r>
+              <w:rPr>
+                <w:b w:val="0"/>
+                <w:sz w:val="17"/>
+              </w:rPr>
+              <w:t>Precedent-citation accuracy</w:t>
+            </w:r>
+          </w:p>
+        </w:tc>
+        <w:tc>
+          <w:tcPr>
+            <w:tcW w:type="dxa" w:w="2304"/>
+          </w:tcPr>
+          <w:p>
+            <w:pPr>
+              <w:spacing w:after="40"/>
+            </w:pPr>
+            <w:r/>
+            <w:r>
+              <w:rPr>
+                <w:b w:val="0"/>
+                <w:sz w:val="17"/>
+              </w:rPr>
+              <w:t>100%</w:t>
+            </w:r>
+          </w:p>
+        </w:tc>
+        <w:tc>
+          <w:tcPr>
+            <w:tcW w:type="dxa" w:w="2448"/>
+          </w:tcPr>
+          <w:p>
+            <w:pPr>
+              <w:spacing w:after="40"/>
+            </w:pPr>
+            <w:r/>
+            <w:r>
+              <w:rPr>
+                <w:b w:val="0"/>
+                <w:sz w:val="17"/>
+              </w:rPr>
+              <w:t>≥ 80%</w:t>
+            </w:r>
+          </w:p>
+        </w:tc>
+      </w:tr>
+      <w:tr>
+        <w:tc>
+          <w:tcPr>
+            <w:tcW w:type="dxa" w:w="4896"/>
+          </w:tcPr>
+          <w:p>
+            <w:pPr>
+              <w:spacing w:after="40"/>
+            </w:pPr>
+            <w:r/>
+            <w:r>
+              <w:rPr>
+                <w:b w:val="0"/>
+                <w:sz w:val="17"/>
+              </w:rPr>
+              <w:t>Hallucinated references</w:t>
+            </w:r>
+          </w:p>
+        </w:tc>
+        <w:tc>
+          <w:tcPr>
+            <w:tcW w:type="dxa" w:w="2304"/>
+          </w:tcPr>
+          <w:p>
+            <w:pPr>
+              <w:spacing w:after="40"/>
+            </w:pPr>
+            <w:r/>
+            <w:r>
+              <w:rPr>
+                <w:b w:val="0"/>
+                <w:sz w:val="17"/>
+              </w:rPr>
+              <w:t>0</w:t>
+            </w:r>
+          </w:p>
+        </w:tc>
+        <w:tc>
+          <w:tcPr>
+            <w:tcW w:type="dxa" w:w="2448"/>
+          </w:tcPr>
+          <w:p>
+            <w:pPr>
+              <w:spacing w:after="40"/>
+            </w:pPr>
+            <w:r/>
+            <w:r>
+              <w:rPr>
+                <w:b w:val="0"/>
+                <w:sz w:val="17"/>
+              </w:rPr>
+              <w:t>must be 0</w:t>
+            </w:r>
+          </w:p>
+        </w:tc>
+      </w:tr>
+      <w:tr>
+        <w:tc>
+          <w:tcPr>
+            <w:tcW w:type="dxa" w:w="4896"/>
+          </w:tcPr>
+          <w:p>
+            <w:pPr>
+              <w:spacing w:after="40"/>
+            </w:pPr>
+            <w:r/>
+            <w:r>
+              <w:rPr>
+                <w:b w:val="0"/>
+                <w:sz w:val="17"/>
+              </w:rPr>
+              <w:t>Appeal-recommendation agreement (19 cases)</w:t>
+            </w:r>
+          </w:p>
+        </w:tc>
+        <w:tc>
+          <w:tcPr>
+            <w:tcW w:type="dxa" w:w="2304"/>
+          </w:tcPr>
+          <w:p>
+            <w:pPr>
+              <w:spacing w:after="40"/>
+            </w:pPr>
+            <w:r/>
+            <w:r>
+              <w:rPr>
+                <w:b w:val="0"/>
+                <w:sz w:val="17"/>
+              </w:rPr>
+              <w:t>100%</w:t>
+            </w:r>
+          </w:p>
+        </w:tc>
+        <w:tc>
+          <w:tcPr>
+            <w:tcW w:type="dxa" w:w="2448"/>
+          </w:tcPr>
+          <w:p>
+            <w:pPr>
+              <w:spacing w:after="40"/>
+            </w:pPr>
+            <w:r/>
+            <w:r>
+              <w:rPr>
+                <w:b w:val="0"/>
+                <w:sz w:val="17"/>
+              </w:rPr>
+              <w:t>≥ 80%</w:t>
+            </w:r>
+          </w:p>
+        </w:tc>
+      </w:tr>
+      <w:tr>
+        <w:tc>
+          <w:tcPr>
+            <w:tcW w:type="dxa" w:w="4896"/>
+          </w:tcPr>
+          <w:p>
+            <w:pPr>
+              <w:spacing w:after="40"/>
+            </w:pPr>
+            <w:r/>
+            <w:r>
+              <w:rPr>
+                <w:b w:val="0"/>
+                <w:sz w:val="17"/>
+              </w:rPr>
+              <w:t>Safe-abstention rate</w:t>
+            </w:r>
+          </w:p>
+        </w:tc>
+        <w:tc>
+          <w:tcPr>
+            <w:tcW w:type="dxa" w:w="2304"/>
+          </w:tcPr>
+          <w:p>
+            <w:pPr>
+              <w:spacing w:after="40"/>
+            </w:pPr>
+            <w:r/>
+            <w:r>
+              <w:rPr>
+                <w:b w:val="0"/>
+                <w:sz w:val="17"/>
+              </w:rPr>
+              <w:t>2 / 2 (100%)</w:t>
+            </w:r>
+          </w:p>
+        </w:tc>
+        <w:tc>
+          <w:tcPr>
+            <w:tcW w:type="dxa" w:w="2448"/>
+          </w:tcPr>
+          <w:p>
+            <w:pPr>
+              <w:spacing w:after="40"/>
+            </w:pPr>
+            <w:r/>
+            <w:r>
+              <w:rPr>
+                <w:b w:val="0"/>
+                <w:sz w:val="17"/>
+              </w:rPr>
+              <w:t>≥ 80%</w:t>
+            </w:r>
+          </w:p>
+        </w:tc>
+      </w:tr>
+      <w:tr>
+        <w:tc>
+          <w:tcPr>
+            <w:tcW w:type="dxa" w:w="4896"/>
+          </w:tcPr>
+          <w:p>
+            <w:pPr>
+              <w:spacing w:after="40"/>
+            </w:pPr>
+            <w:r/>
+            <w:r>
+              <w:rPr>
+                <w:b w:val="0"/>
+                <w:sz w:val="17"/>
+              </w:rPr>
+              <w:t>Unsafe automations</w:t>
+            </w:r>
+          </w:p>
+        </w:tc>
+        <w:tc>
+          <w:tcPr>
+            <w:tcW w:type="dxa" w:w="2304"/>
+          </w:tcPr>
+          <w:p>
+            <w:pPr>
+              <w:spacing w:after="40"/>
+            </w:pPr>
+            <w:r/>
+            <w:r>
+              <w:rPr>
+                <w:b w:val="0"/>
+                <w:sz w:val="17"/>
+              </w:rPr>
+              <w:t>0</w:t>
+            </w:r>
+          </w:p>
+        </w:tc>
+        <w:tc>
+          <w:tcPr>
+            <w:tcW w:type="dxa" w:w="2448"/>
+          </w:tcPr>
+          <w:p>
+            <w:pPr>
+              <w:spacing w:after="40"/>
+            </w:pPr>
+            <w:r/>
+            <w:r>
+              <w:rPr>
+                <w:b w:val="0"/>
+                <w:sz w:val="17"/>
+              </w:rPr>
+              <w:t>must be 0</w:t>
+            </w:r>
+          </w:p>
+        </w:tc>
+      </w:tr>
+    </w:tbl>
+    <w:p>
+      <w:pPr>
+        <w:spacing w:after="40"/>
+      </w:pPr>
+    </w:p>
+    <w:p>
+      <w:pPr>
+        <w:spacing w:after="100"/>
+      </w:pPr>
+      <w:r>
+        <w:rPr>
+          <w:b/>
+          <w:i w:val="0"/>
+        </w:rPr>
+        <w:t xml:space="preserve">Multi-agent vs. one generalist (same 20 cases). </w:t>
+      </w:r>
+      <w:r>
+        <w:rPr>
+          <w:b w:val="0"/>
+          <w:i w:val="0"/>
+        </w:rPr>
+        <w:t>A deterministic single-prompt baseline scores its cases the naive way and auto-submits when every keyword hits — no notion of a mandatory criterion, no contradiction check, never abstains. Result: route agreement — the pipeline 100%, the baseline 55%. Unsafe automations — the pipeline 0, the baseline 5 (it would have auto-submitted five cases with a contradiction in the note, an over-limit value, or only partial evidence). The gate test fails if the pipeline is not measurably safer than the baseline.</w:t>
       </w:r>
     </w:p>
     <w:p>
@@ -707,7 +1283,7 @@
                 <w:b w:val="0"/>
                 <w:sz w:val="17"/>
               </w:rPr>
-              <w:t>CareApprovalWorkflow, a typed executor graph hosted on Zynara.WorkflowHost (Azure Functions + ConfigureDurableWorkflows). Executors run as Durable Task activities — checkpointed, retried, replay-safe. The orchestrator owns the Gate; human review is a MAF RequestPort.</w:t>
+              <w:t>CareApprovalWorkflow, a typed executor graph hosted on Zynara.WorkflowHost (Azure Functions + ConfigureDurableWorkflows). Executors run as Durable Task activities — checkpointed, retried, replay-safe. The orchestrator owns the Gate; every send pauses at a MAF RequestPort until a human answers /respond.</w:t>
             </w:r>
           </w:p>
         </w:tc>
@@ -936,7 +1512,7 @@
                 <w:color w:val="0C7F76"/>
                 <w:sz w:val="20"/>
               </w:rPr>
-              <w:t>Deployed to zynara-spike-rg and run end to end against real GPT-5.4:</w:t>
+              <w:t>Deployed to zynara-spike-rg; verified end to end against real GPT-5.4:</w:t>
             </w:r>
           </w:p>
           <w:p>
@@ -955,40 +1531,14 @@
                 <w:b/>
                 <w:sz w:val="19"/>
               </w:rPr>
-              <w:t xml:space="preserve">Auto-submit path — </w:t>
+              <w:t xml:space="preserve">Every route pauses. </w:t>
             </w:r>
             <w:r>
               <w:rPr>
                 <w:b w:val="0"/>
                 <w:sz w:val="19"/>
               </w:rPr>
-              <w:t>Gate → AutoSubmit → the system records a decision and submits; no human pause.</w:t>
-            </w:r>
-          </w:p>
-          <w:p>
-            <w:pPr>
-              <w:spacing w:after="40"/>
-            </w:pPr>
-            <w:r>
-              <w:rPr>
-                <w:b w:val="0"/>
-                <w:sz w:val="19"/>
-              </w:rPr>
-              <w:t xml:space="preserve">• </w:t>
-            </w:r>
-            <w:r>
-              <w:rPr>
-                <w:b/>
-                <w:sz w:val="19"/>
-              </w:rPr>
-              <w:t xml:space="preserve">Human-review path — </w:t>
-            </w:r>
-            <w:r>
-              <w:rPr>
-                <w:b w:val="0"/>
-                <w:sz w:val="19"/>
-              </w:rPr>
-              <w:t>Gate → HumanReview → the workflow pauses on the review RequestPort → a reviewer approves → the workflow resumes, the authority check passes, the case is submitted.</w:t>
+              <w:t>The workflow assembles, persists to Cosmos, and suspends on the review RequestPort. The Gate route only changes the card — “ready — one click to send” (AutoSubmit) or “needs your judgement” (HumanReview). The reviewer's /respond resumes it; the authority check runs in the apply-decision executor; on an authorised approve-send the case is submitted.</w:t>
             </w:r>
           </w:p>
           <w:p>
@@ -1041,6 +1591,32 @@
                 <w:sz w:val="19"/>
               </w:rPr>
               <w:t>shows the full pipeline.run → spoke.* → invoke_agent * → chat gpt-5.4 → submission.send trace tree from the workflow host.</w:t>
+            </w:r>
+          </w:p>
+          <w:p>
+            <w:pPr>
+              <w:spacing w:after="40"/>
+            </w:pPr>
+            <w:r>
+              <w:rPr>
+                <w:b w:val="0"/>
+                <w:sz w:val="19"/>
+              </w:rPr>
+              <w:t xml:space="preserve">• </w:t>
+            </w:r>
+            <w:r>
+              <w:rPr>
+                <w:b/>
+                <w:sz w:val="19"/>
+              </w:rPr>
+              <w:t xml:space="preserve">122 tests green </w:t>
+            </w:r>
+            <w:r>
+              <w:rPr>
+                <w:b w:val="0"/>
+                <w:sz w:val="19"/>
+              </w:rPr>
+              <w:t>(unit + workflow + the Zynara.Eval gate) on every commit via zynara-ci.yml.</w:t>
             </w:r>
           </w:p>
         </w:tc>

--- a/zynara/docs/design/Care-Approval-IQ-TDD-V2.docx
+++ b/zynara/docs/design/Care-Approval-IQ-TDD-V2.docx
@@ -4,59 +4,43 @@
   <w:body>
     <w:p>
       <w:pPr>
-        <w:spacing w:after="40"/>
+        <w:spacing w:before="0" w:after="80"/>
+        <w:jc w:val="center"/>
       </w:pPr>
       <w:r>
-        <w:rPr>
-          <w:b/>
-          <w:color w:val="0C7F76"/>
-          <w:sz w:val="44"/>
-        </w:rPr>
-        <w:t>Care Approval IQ</w:t>
+        <w:drawing>
+          <wp:inline xmlns:a="http://schemas.openxmlformats.org/drawingml/2006/main" xmlns:pic="http://schemas.openxmlformats.org/drawingml/2006/picture">
+            <wp:extent cx="6400800" cy="402717"/>
+            <wp:docPr id="1" name="Picture 1"/>
+            <wp:cNvGraphicFramePr>
+              <a:graphicFrameLocks noChangeAspect="1"/>
+            </wp:cNvGraphicFramePr>
+            <a:graphic>
+              <a:graphicData uri="http://schemas.openxmlformats.org/drawingml/2006/picture">
+                <pic:pic>
+                  <pic:nvPicPr>
+                    <pic:cNvPr id="0" name="masthead.png"/>
+                    <pic:cNvPicPr/>
+                  </pic:nvPicPr>
+                  <pic:blipFill>
+                    <a:blip r:embed="rId10"/>
+                    <a:stretch>
+                      <a:fillRect/>
+                    </a:stretch>
+                  </pic:blipFill>
+                  <pic:spPr>
+                    <a:xfrm>
+                      <a:off x="0" y="0"/>
+                      <a:ext cx="6400800" cy="402717"/>
+                    </a:xfrm>
+                    <a:prstGeom prst="rect"/>
+                  </pic:spPr>
+                </pic:pic>
+              </a:graphicData>
+            </a:graphic>
+          </wp:inline>
+        </w:drawing>
       </w:r>
-      <w:r>
-        <w:rPr>
-          <w:b/>
-          <w:color w:val="122A32"/>
-          <w:sz w:val="24"/>
-        </w:rPr>
-        <w:t xml:space="preserve">   Technical Design Document · v2</w:t>
-      </w:r>
-    </w:p>
-    <w:p>
-      <w:pPr>
-        <w:spacing w:after="40"/>
-      </w:pPr>
-      <w:r>
-        <w:rPr>
-          <w:b w:val="0"/>
-          <w:i/>
-          <w:color w:val="0C7F76"/>
-          <w:sz w:val="22"/>
-        </w:rPr>
-        <w:t>Proof beats paperwork.</w:t>
-      </w:r>
-    </w:p>
-    <w:p>
-      <w:pPr>
-        <w:spacing w:after="80"/>
-      </w:pPr>
-      <w:r>
-        <w:rPr>
-          <w:b w:val="0"/>
-          <w:i w:val="0"/>
-          <w:color w:val="44555C"/>
-          <w:sz w:val="18"/>
-        </w:rPr>
-        <w:t>Zynara Health (fictional) · Deepak Kumar · Architect Track · Microsoft Agent-a-thon 2026 · built on the Microsoft Agent Framework</w:t>
-      </w:r>
-    </w:p>
-    <w:p>
-      <w:pPr>
-        <w:pBdr>
-          <w:bottom w:val="single" w:sz="6" w:color="0FA3A0"/>
-        </w:pBdr>
-      </w:pPr>
     </w:p>
     <w:p>
       <w:pPr>
@@ -101,7 +85,7 @@
         <w:drawing>
           <wp:inline xmlns:a="http://schemas.openxmlformats.org/drawingml/2006/main" xmlns:pic="http://schemas.openxmlformats.org/drawingml/2006/picture">
             <wp:extent cx="6126480" cy="2570058"/>
-            <wp:docPr id="1" name="Picture 1"/>
+            <wp:docPr id="2" name="Picture 2"/>
             <wp:cNvGraphicFramePr>
               <a:graphicFrameLocks noChangeAspect="1"/>
             </wp:cNvGraphicFramePr>
@@ -113,7 +97,7 @@
                     <pic:cNvPicPr/>
                   </pic:nvPicPr>
                   <pic:blipFill>
-                    <a:blip r:embed="rId9"/>
+                    <a:blip r:embed="rId11"/>
                     <a:stretch>
                       <a:fillRect/>
                     </a:stretch>
@@ -215,7 +199,7 @@
         <w:drawing>
           <wp:inline xmlns:a="http://schemas.openxmlformats.org/drawingml/2006/main" xmlns:pic="http://schemas.openxmlformats.org/drawingml/2006/picture">
             <wp:extent cx="6126480" cy="2352568"/>
-            <wp:docPr id="2" name="Picture 2"/>
+            <wp:docPr id="3" name="Picture 3"/>
             <wp:cNvGraphicFramePr>
               <a:graphicFrameLocks noChangeAspect="1"/>
             </wp:cNvGraphicFramePr>
@@ -227,7 +211,7 @@
                     <pic:cNvPicPr/>
                   </pic:nvPicPr>
                   <pic:blipFill>
-                    <a:blip r:embed="rId10"/>
+                    <a:blip r:embed="rId12"/>
                     <a:stretch>
                       <a:fillRect/>
                     </a:stretch>
@@ -374,7 +358,7 @@
         <w:drawing>
           <wp:inline xmlns:a="http://schemas.openxmlformats.org/drawingml/2006/main" xmlns:pic="http://schemas.openxmlformats.org/drawingml/2006/picture">
             <wp:extent cx="6126480" cy="2560869"/>
-            <wp:docPr id="3" name="Picture 3"/>
+            <wp:docPr id="4" name="Picture 4"/>
             <wp:cNvGraphicFramePr>
               <a:graphicFrameLocks noChangeAspect="1"/>
             </wp:cNvGraphicFramePr>
@@ -386,7 +370,7 @@
                     <pic:cNvPicPr/>
                   </pic:nvPicPr>
                   <pic:blipFill>
-                    <a:blip r:embed="rId11"/>
+                    <a:blip r:embed="rId13"/>
                     <a:stretch>
                       <a:fillRect/>
                     </a:stretch>
@@ -991,7 +975,7 @@
         <w:drawing>
           <wp:inline xmlns:a="http://schemas.openxmlformats.org/drawingml/2006/main" xmlns:pic="http://schemas.openxmlformats.org/drawingml/2006/picture">
             <wp:extent cx="6126480" cy="2187153"/>
-            <wp:docPr id="4" name="Picture 4"/>
+            <wp:docPr id="5" name="Picture 5"/>
             <wp:cNvGraphicFramePr>
               <a:graphicFrameLocks noChangeAspect="1"/>
             </wp:cNvGraphicFramePr>
@@ -1003,7 +987,7 @@
                     <pic:cNvPicPr/>
                   </pic:nvPicPr>
                   <pic:blipFill>
-                    <a:blip r:embed="rId12"/>
+                    <a:blip r:embed="rId14"/>
                     <a:stretch>
                       <a:fillRect/>
                     </a:stretch>
@@ -1058,7 +1042,7 @@
         <w:drawing>
           <wp:inline xmlns:a="http://schemas.openxmlformats.org/drawingml/2006/main" xmlns:pic="http://schemas.openxmlformats.org/drawingml/2006/picture">
             <wp:extent cx="6309360" cy="3455588"/>
-            <wp:docPr id="5" name="Picture 5"/>
+            <wp:docPr id="6" name="Picture 6"/>
             <wp:cNvGraphicFramePr>
               <a:graphicFrameLocks noChangeAspect="1"/>
             </wp:cNvGraphicFramePr>
@@ -1070,7 +1054,7 @@
                     <pic:cNvPicPr/>
                   </pic:nvPicPr>
                   <pic:blipFill>
-                    <a:blip r:embed="rId13"/>
+                    <a:blip r:embed="rId15"/>
                     <a:stretch>
                       <a:fillRect/>
                     </a:stretch>
@@ -2167,6 +2151,7 @@
       </w:r>
     </w:p>
     <w:sectPr>
+      <w:headerReference w:type="default" r:id="rId9"/>
       <w:pgSz w:w="12240" w:h="15840"/>
       <w:pgMar w:top="1080" w:right="1152" w:bottom="1080" w:left="1152" w:header="720" w:footer="720" w:gutter="0"/>
       <w:cols w:space="720"/>
@@ -2174,6 +2159,32 @@
     </w:sectPr>
   </w:body>
 </w:document>
+</file>
+
+<file path=word/header1.xml><?xml version="1.0" encoding="utf-8"?>
+<w:hdr xmlns:m="http://schemas.openxmlformats.org/officeDocument/2006/math" xmlns:mc="http://schemas.openxmlformats.org/markup-compatibility/2006" xmlns:mo="http://schemas.microsoft.com/office/mac/office/2008/main" xmlns:mv="urn:schemas-microsoft-com:mac:vml" xmlns:o="urn:schemas-microsoft-com:office:office" xmlns:r="http://schemas.openxmlformats.org/officeDocument/2006/relationships" xmlns:v="urn:schemas-microsoft-com:vml" xmlns:w10="urn:schemas-microsoft-com:office:word" xmlns:w14="http://schemas.microsoft.com/office/word/2010/wordml" xmlns:w="http://schemas.openxmlformats.org/wordprocessingml/2006/main" xmlns:wne="http://schemas.microsoft.com/office/word/2006/wordml" xmlns:wp14="http://schemas.microsoft.com/office/word/2010/wordprocessingDrawing" xmlns:wp="http://schemas.openxmlformats.org/drawingml/2006/wordprocessingDrawing" xmlns:wpc="http://schemas.microsoft.com/office/word/2010/wordprocessingCanvas" xmlns:wpg="http://schemas.microsoft.com/office/word/2010/wordprocessingGroup" xmlns:wpi="http://schemas.microsoft.com/office/word/2010/wordprocessingInk" xmlns:wps="http://schemas.microsoft.com/office/word/2010/wordprocessingShape" mc:Ignorable="w14 wp14">
+  <w:p>
+    <w:pPr>
+      <w:pStyle w:val="Header"/>
+    </w:pPr>
+    <w:r/>
+    <w:r>
+      <w:rPr>
+        <w:b/>
+        <w:color w:val="0C7F76"/>
+        <w:sz w:val="16"/>
+      </w:rPr>
+      <w:t>zynara  ·  Care Approval IQ</w:t>
+    </w:r>
+    <w:r>
+      <w:rPr>
+        <w:color w:val="44555C"/>
+        <w:sz w:val="16"/>
+      </w:rPr>
+      <w:t xml:space="preserve">      Technical Design Document · v2  ·  Microsoft Agent Framework</w:t>
+    </w:r>
+  </w:p>
+</w:hdr>
 </file>
 
 <file path=word/numbering.xml><?xml version="1.0" encoding="utf-8"?>
